--- a/MASY1800_ET_Agent_Scaffold_v1_0/agents/disruption_agent/deliverables/02_Independent_Professional_Judgment_Draft.docx
+++ b/MASY1800_ET_Agent_Scaffold_v1_0/agents/disruption_agent/deliverables/02_Independent_Professional_Judgment_Draft.docx
@@ -12,17 +12,17 @@
     </w:p>
     <w:p>
       <w:r>
-        <w:t>I judge generative AI to be a credible business-model exposure for a report-led China-to-U.S. market-entry consultancy, but the available evidence does not justify the agent's High, mid-term forecast. Generic bilingual synthesis could lose differentiation if clients can obtain reliable substitutes; real customer insight, accountability and execution may still sustain fees. Neither substitution nor that remaining pricing power has been measured.</w:t>
+        <w:t>I judge generative AI to be a credible conditional exposure for a report-led China-to-U.S. market-entry consultancy, but not a demonstrated High threat arriving in 2027–2029. The retest improved the agent by separating a High stress scenario from unknown realized potency and timing. Generic reports may lose differentiation if clients accept reliable substitutes; verified insight and accountability may retain value, but neither substitution nor pricing power is measured.</w:t>
       </w:r>
     </w:p>
     <w:p>
       <w:r>
-        <w:t>I would separate a conditional High stress scenario from the supported assessment: material potency and timing remain undetermined. I recommend a reversible, human-reviewed research pilot now, measuring source accuracy, total delivery and correction time, client usefulness and willingness to pay. Pilot timing is a management choice, not a forecast of disruption. I would not cut staff or lower prices before establishing quality and economics.</w:t>
+        <w:t>I recommend a reversible public-data pilot now, measuring source accuracy, total drafting plus review cost, client usefulness and willingness to pay. Pilot timing is a management choice, not a disruption forecast. I would not cut staff or change fee promises without credible quality and commercial evidence.</w:t>
       </w:r>
     </w:p>
     <w:p>
       <w:r>
-        <w:t>The internal-brand contrast shows why context matters: the same research tool can improve an internal cost center without displacing a report revenue stream. However, the v0 contrasts partly mixed workflow change with business-model threat. The revised agent must keep that object consistent, and its effectiveness still requires a genuine retest.</w:t>
+        <w:t>The report seller, fieldwork seller and internal product brand face different value-capture mechanisms. However, ancillary workflow ratings still partly contaminate the comparison, and copied counterarguments remain. The three retest outputs came from one ChatGPT conversation, limiting independence. I consider version 0.4 suitable for bounded team discussion with these limits, not autonomous decisions or validated market prediction.</w:t>
       </w:r>
     </w:p>
     <w:sectPr>
@@ -43,7 +43,7 @@
       <w:pStyle w:val="Caption"/>
     </w:pPr>
     <w:r>
-      <w:t>Assignment 2 | Review draft — behavioral retest pending</w:t>
+      <w:t>Assignment 2 | Source-linked analysis and test record</w:t>
     </w:r>
   </w:p>
 </w:hdr>
